--- a/docassemble/AKA2JBranding/data/templates/fill_modify_content.docx
+++ b/docassemble/AKA2JBranding/data/templates/fill_modify_content.docx
@@ -17,7 +17,9 @@
       <w:pPr>
         <w:pStyle w:val="Body"/>
         <w:rPr>
-          <w:color w:val="000000" w:themeColor="text1"/>
+          <w:rStyle w:val="Hyperlink"/>
+          <w:color w:val="auto"/>
+          <w:spacing w:val="0"/>
         </w:rPr>
       </w:pPr>
       <w:r>
@@ -26,131 +28,31 @@
           <w:bCs/>
           <w:color w:val="000000" w:themeColor="text1"/>
         </w:rPr>
-        <w:t>Instructions for Motion to Change Custody, Visitation or Child Support, SHC-1502</w:t>
-      </w:r>
-      <w:r>
-        <w:rPr>
-          <w:color w:val="000000" w:themeColor="text1"/>
-        </w:rPr>
-        <w:t xml:space="preserve"> </w:t>
-      </w:r>
-      <w:r>
-        <w:rPr>
-          <w:color w:val="000000" w:themeColor="text1"/>
-        </w:rPr>
-        <w:br/>
-        <w:t xml:space="preserve">as a </w:t>
-      </w:r>
-      <w:hyperlink r:id="rId8" w:history="1">
-        <w:r>
-          <w:rPr>
-            <w:rStyle w:val="Hyperlink"/>
-            <w:spacing w:val="0"/>
-          </w:rPr>
-          <w:t>Word file</w:t>
-        </w:r>
-      </w:hyperlink>
-      <w:r>
-        <w:rPr>
-          <w:color w:val="000000" w:themeColor="text1"/>
-        </w:rPr>
-        <w:br/>
-      </w:r>
-      <w:hyperlink r:id="rId9" w:history="1">
-        <w:r>
-          <w:rPr>
-            <w:rStyle w:val="Hyperlink"/>
-            <w:spacing w:val="0"/>
-          </w:rPr>
-          <w:t>courts.alaska.gov/</w:t>
-        </w:r>
-        <w:proofErr w:type="spellStart"/>
-        <w:r>
-          <w:rPr>
-            <w:rStyle w:val="Hyperlink"/>
-            <w:spacing w:val="0"/>
-          </w:rPr>
-          <w:t>shc</w:t>
-        </w:r>
-        <w:proofErr w:type="spellEnd"/>
-        <w:r>
-          <w:rPr>
-            <w:rStyle w:val="Hyperlink"/>
-            <w:spacing w:val="0"/>
-          </w:rPr>
-          <w:t>/family/docs/shc-1502.doc</w:t>
-        </w:r>
-      </w:hyperlink>
-      <w:r>
-        <w:rPr>
-          <w:color w:val="000000" w:themeColor="text1"/>
-        </w:rPr>
-        <w:br/>
-        <w:t xml:space="preserve">as a </w:t>
-      </w:r>
-      <w:hyperlink r:id="rId10" w:history="1">
-        <w:r>
-          <w:rPr>
-            <w:rStyle w:val="Hyperlink"/>
-            <w:spacing w:val="0"/>
-          </w:rPr>
-          <w:t>PDF</w:t>
-        </w:r>
-      </w:hyperlink>
-      <w:r>
-        <w:rPr>
-          <w:color w:val="000000" w:themeColor="text1"/>
-        </w:rPr>
-        <w:br/>
-      </w:r>
-      <w:hyperlink r:id="rId11" w:history="1">
-        <w:r>
-          <w:rPr>
-            <w:rStyle w:val="Hyperlink"/>
-            <w:spacing w:val="0"/>
-          </w:rPr>
-          <w:t>courts.alaska.gov/</w:t>
-        </w:r>
-        <w:proofErr w:type="spellStart"/>
-        <w:r>
-          <w:rPr>
-            <w:rStyle w:val="Hyperlink"/>
-            <w:spacing w:val="0"/>
-          </w:rPr>
-          <w:t>shc</w:t>
-        </w:r>
-        <w:proofErr w:type="spellEnd"/>
-        <w:r>
-          <w:rPr>
-            <w:rStyle w:val="Hyperlink"/>
-            <w:spacing w:val="0"/>
-          </w:rPr>
-          <w:t>/family/docs/shc-1502n.pdf</w:t>
-        </w:r>
-      </w:hyperlink>
-    </w:p>
-    <w:p>
-      <w:pPr>
-        <w:pStyle w:val="Body"/>
-        <w:rPr>
-          <w:color w:val="000000" w:themeColor="text1"/>
-        </w:rPr>
-      </w:pPr>
+        <w:t xml:space="preserve">Instructions for Motion to Change Custody, Visitation or Child Support, </w:t>
+      </w:r>
       <w:r>
         <w:rPr>
           <w:b/>
           <w:bCs/>
           <w:color w:val="000000" w:themeColor="text1"/>
         </w:rPr>
-        <w:t>Motion to Change Alaska Order about Parenting Plan (Custody) or Child Support, DR-705</w:t>
-      </w:r>
-      <w:r>
-        <w:rPr>
+        <w:t>DR-70</w:t>
+      </w:r>
+      <w:r>
+        <w:rPr>
+          <w:b/>
+          <w:bCs/>
           <w:color w:val="000000" w:themeColor="text1"/>
         </w:rPr>
+        <w:t>1</w:t>
+      </w:r>
+      <w:r>
+        <w:rPr>
+          <w:color w:val="000000" w:themeColor="text1"/>
+        </w:rPr>
         <w:t xml:space="preserve"> [</w:t>
       </w:r>
-      <w:hyperlink r:id="rId12" w:history="1">
+      <w:hyperlink r:id="rId8" w:history="1">
         <w:r>
           <w:rPr>
             <w:rStyle w:val="Hyperlink"/>
@@ -171,7 +73,59 @@
         </w:rPr>
         <w:br/>
       </w:r>
-      <w:hyperlink r:id="rId13" w:history="1">
+      <w:hyperlink r:id="rId9" w:history="1">
+        <w:r>
+          <w:rPr>
+            <w:rStyle w:val="Hyperlink"/>
+            <w:spacing w:val="0"/>
+          </w:rPr>
+          <w:t>ak-courts.info/dr701</w:t>
+        </w:r>
+      </w:hyperlink>
+    </w:p>
+    <w:p>
+      <w:pPr>
+        <w:pStyle w:val="Body"/>
+        <w:rPr>
+          <w:color w:val="000000" w:themeColor="text1"/>
+        </w:rPr>
+      </w:pPr>
+      <w:r>
+        <w:rPr>
+          <w:b/>
+          <w:bCs/>
+          <w:color w:val="000000" w:themeColor="text1"/>
+        </w:rPr>
+        <w:t>Motion to Change Alaska Order about Parenting Plan (Custody) or Child Support, DR-705</w:t>
+      </w:r>
+      <w:r>
+        <w:rPr>
+          <w:color w:val="000000" w:themeColor="text1"/>
+        </w:rPr>
+        <w:t xml:space="preserve"> [</w:t>
+      </w:r>
+      <w:hyperlink r:id="rId10" w:history="1">
+        <w:r>
+          <w:rPr>
+            <w:rStyle w:val="Hyperlink"/>
+            <w:spacing w:val="0"/>
+          </w:rPr>
+          <w:t>Fill in PDF</w:t>
+        </w:r>
+      </w:hyperlink>
+      <w:r>
+        <w:rPr>
+          <w:color w:val="000000" w:themeColor="text1"/>
+        </w:rPr>
+        <w:t>]</w:t>
+      </w:r>
+      <w:r>
+        <w:rPr>
+          <w:color w:val="000000" w:themeColor="text1"/>
+        </w:rPr>
+        <w:br/>
+      </w:r>
+      <w:hyperlink r:id="rId11" w:history="1">
         <w:r>
           <w:rPr>
             <w:rStyle w:val="Hyperlink"/>
@@ -208,6 +162,58 @@
         </w:rPr>
         <w:t>[</w:t>
       </w:r>
+      <w:hyperlink r:id="rId12" w:history="1">
+        <w:r>
+          <w:rPr>
+            <w:rStyle w:val="Hyperlink"/>
+            <w:spacing w:val="0"/>
+          </w:rPr>
+          <w:t>Fill in PDF</w:t>
+        </w:r>
+      </w:hyperlink>
+      <w:r>
+        <w:rPr>
+          <w:color w:val="000000" w:themeColor="text1"/>
+        </w:rPr>
+        <w:t>]</w:t>
+      </w:r>
+      <w:r>
+        <w:rPr>
+          <w:color w:val="000000" w:themeColor="text1"/>
+        </w:rPr>
+        <w:br/>
+      </w:r>
+      <w:hyperlink r:id="rId13" w:history="1">
+        <w:r>
+          <w:rPr>
+            <w:rStyle w:val="Hyperlink"/>
+            <w:spacing w:val="0"/>
+          </w:rPr>
+          <w:t>ak-courts.info/dr710</w:t>
+        </w:r>
+      </w:hyperlink>
+    </w:p>
+    <w:p>
+      <w:pPr>
+        <w:pStyle w:val="Body"/>
+        <w:rPr>
+          <w:color w:val="000000" w:themeColor="text1"/>
+        </w:rPr>
+      </w:pPr>
+      <w:r>
+        <w:rPr>
+          <w:b/>
+          <w:bCs/>
+          <w:color w:val="000000" w:themeColor="text1"/>
+        </w:rPr>
+        <w:t>Child Custody Jurisdiction Affidavit, DR-150</w:t>
+      </w:r>
+      <w:r>
+        <w:rPr>
+          <w:color w:val="000000" w:themeColor="text1"/>
+        </w:rPr>
+        <w:t xml:space="preserve"> [</w:t>
+      </w:r>
       <w:hyperlink r:id="rId14" w:history="1">
         <w:r>
           <w:rPr>
@@ -230,58 +236,6 @@
         <w:br/>
       </w:r>
       <w:hyperlink r:id="rId15" w:history="1">
-        <w:r>
-          <w:rPr>
-            <w:rStyle w:val="Hyperlink"/>
-            <w:spacing w:val="0"/>
-          </w:rPr>
-          <w:t>public.courts.alaska.gov/web/forms/docs/dr-710.pdf</w:t>
-        </w:r>
-      </w:hyperlink>
-    </w:p>
-    <w:p>
-      <w:pPr>
-        <w:pStyle w:val="Body"/>
-        <w:rPr>
-          <w:color w:val="000000" w:themeColor="text1"/>
-        </w:rPr>
-      </w:pPr>
-      <w:r>
-        <w:rPr>
-          <w:b/>
-          <w:bCs/>
-          <w:color w:val="000000" w:themeColor="text1"/>
-        </w:rPr>
-        <w:t>Child Custody Jurisdiction Affidavit, DR-150</w:t>
-      </w:r>
-      <w:r>
-        <w:rPr>
-          <w:color w:val="000000" w:themeColor="text1"/>
-        </w:rPr>
-        <w:t xml:space="preserve"> [</w:t>
-      </w:r>
-      <w:hyperlink r:id="rId16" w:history="1">
-        <w:r>
-          <w:rPr>
-            <w:rStyle w:val="Hyperlink"/>
-            <w:spacing w:val="0"/>
-          </w:rPr>
-          <w:t>Fill in PDF</w:t>
-        </w:r>
-      </w:hyperlink>
-      <w:r>
-        <w:rPr>
-          <w:color w:val="000000" w:themeColor="text1"/>
-        </w:rPr>
-        <w:t>]</w:t>
-      </w:r>
-      <w:r>
-        <w:rPr>
-          <w:color w:val="000000" w:themeColor="text1"/>
-        </w:rPr>
-        <w:br/>
-      </w:r>
-      <w:hyperlink r:id="rId17" w:history="1">
         <w:r>
           <w:rPr>
             <w:rStyle w:val="Hyperlink"/>
@@ -316,19 +270,7 @@
         <w:rPr>
           <w:color w:val="000000" w:themeColor="text1"/>
         </w:rPr>
-        <w:t xml:space="preserve"> , could harm your or your children’s health, safety or liberty, if </w:t>
-      </w:r>
-      <w:r>
-        <w:rPr>
-          <w:color w:val="000000" w:themeColor="text1"/>
-        </w:rPr>
-        <w:t xml:space="preserve">{{ other_party_in_case }} or the public </w:t>
-      </w:r>
-      <w:r>
-        <w:rPr>
-          <w:color w:val="000000" w:themeColor="text1"/>
-        </w:rPr>
-        <w:t xml:space="preserve">sees it, use </w:t>
+        <w:t xml:space="preserve"> , could harm your or your children’s health, safety or liberty, if {{ other_party_in_case }} or the public sees it, use </w:t>
       </w:r>
       <w:r>
         <w:rPr>
@@ -350,7 +292,7 @@
         </w:rPr>
         <w:t xml:space="preserve"> [</w:t>
       </w:r>
-      <w:hyperlink r:id="rId18" w:history="1">
+      <w:hyperlink r:id="rId16" w:history="1">
         <w:r>
           <w:rPr>
             <w:rStyle w:val="Hyperlink"/>
@@ -377,7 +319,7 @@
         </w:rPr>
         <w:br/>
       </w:r>
-      <w:hyperlink r:id="rId19" w:history="1">
+      <w:hyperlink r:id="rId17" w:history="1">
         <w:r>
           <w:rPr>
             <w:rStyle w:val="Hyperlink"/>
@@ -537,7 +479,7 @@
       <w:r>
         <w:t xml:space="preserve"> [</w:t>
       </w:r>
-      <w:hyperlink r:id="rId20" w:history="1">
+      <w:hyperlink r:id="rId18" w:history="1">
         <w:r>
           <w:rPr>
             <w:rStyle w:val="Hyperlink"/>
@@ -552,7 +494,7 @@
       <w:r>
         <w:br/>
       </w:r>
-      <w:hyperlink r:id="rId21" w:history="1">
+      <w:hyperlink r:id="rId19" w:history="1">
         <w:r>
           <w:rPr>
             <w:rStyle w:val="Hyperlink"/>
@@ -631,15 +573,7 @@
         <w:t>If you fill out paper copies of the forms, or do not file them with TrueFiling, read</w:t>
       </w:r>
       <w:r>
-        <w:t xml:space="preserve"> {{ </w:t>
-      </w:r>
-      <w:proofErr w:type="spellStart"/>
-      <w:r>
-        <w:t>sign_step.subject</w:t>
-      </w:r>
-      <w:proofErr w:type="spellEnd"/>
-      <w:r>
-        <w:t xml:space="preserve"> }}</w:t>
+        <w:t xml:space="preserve"> {{ sign_step.subject }}</w:t>
       </w:r>
     </w:p>
     <w:p>
@@ -653,7 +587,6 @@
         <w:rPr>
           <w:color w:val="FF0000"/>
         </w:rPr>
-        <w:lastRenderedPageBreak/>
         <w:t>{%p endif %}</w:t>
       </w:r>
     </w:p>
@@ -662,6 +595,7 @@
         <w:pStyle w:val="Heading3"/>
       </w:pPr>
       <w:r>
+        <w:lastRenderedPageBreak/>
         <w:t xml:space="preserve">Watch </w:t>
       </w:r>
     </w:p>
@@ -674,7 +608,7 @@
         </w:numPr>
         <w:ind w:left="390"/>
       </w:pPr>
-      <w:hyperlink r:id="rId22" w:history="1">
+      <w:hyperlink r:id="rId20" w:history="1">
         <w:r>
           <w:rPr>
             <w:rStyle w:val="Hyperlink"/>
@@ -688,7 +622,7 @@
         </w:rPr>
         <w:br/>
       </w:r>
-      <w:hyperlink r:id="rId23" w:history="1">
+      <w:hyperlink r:id="rId21" w:history="1">
         <w:r>
           <w:rPr>
             <w:rStyle w:val="Hyperlink"/>
@@ -712,12 +646,12 @@
       </w:hyperlink>
     </w:p>
     <w:sectPr>
-      <w:headerReference w:type="even" r:id="rId24"/>
-      <w:headerReference w:type="default" r:id="rId25"/>
-      <w:footerReference w:type="even" r:id="rId26"/>
-      <w:footerReference w:type="default" r:id="rId27"/>
-      <w:headerReference w:type="first" r:id="rId28"/>
-      <w:footerReference w:type="first" r:id="rId29"/>
+      <w:headerReference w:type="even" r:id="rId22"/>
+      <w:headerReference w:type="default" r:id="rId23"/>
+      <w:footerReference w:type="even" r:id="rId24"/>
+      <w:footerReference w:type="default" r:id="rId25"/>
+      <w:headerReference w:type="first" r:id="rId26"/>
+      <w:footerReference w:type="first" r:id="rId27"/>
       <w:pgSz w:w="12240" w:h="15840"/>
       <w:pgMar w:top="1440" w:right="1440" w:bottom="1440" w:left="1440" w:header="720" w:footer="720" w:gutter="0"/>
       <w:cols w:space="720"/>

--- a/docassemble/AKA2JBranding/data/templates/fill_modify_content.docx
+++ b/docassemble/AKA2JBranding/data/templates/fill_modify_content.docx
@@ -138,9 +138,6 @@
     <w:p>
       <w:pPr>
         <w:pStyle w:val="Body"/>
-        <w:rPr>
-          <w:color w:val="000000" w:themeColor="text1"/>
-        </w:rPr>
       </w:pPr>
       <w:r>
         <w:rPr>
@@ -192,6 +189,47 @@
           <w:t>ak-courts.info/dr710</w:t>
         </w:r>
       </w:hyperlink>
+      <w:r>
+        <w:rPr>
+          <w:rStyle w:val="Hyperlink"/>
+          <w:spacing w:val="0"/>
+        </w:rPr>
+        <w:br/>
+      </w:r>
+      <w:r>
+        <w:t>Required if you are filing </w:t>
+      </w:r>
+      <w:hyperlink r:id="rId14" w:anchor="post-judgment" w:tgtFrame="_blank" w:history="1">
+        <w:r>
+          <w:t>post-judgment</w:t>
+        </w:r>
+      </w:hyperlink>
+      <w:r>
+        <w:t> and </w:t>
+      </w:r>
+      <w:r>
+        <w:rPr>
+          <w:b/>
+          <w:bCs/>
+        </w:rPr>
+        <w:t>eithe</w:t>
+      </w:r>
+      <w:r>
+        <w:t>r (1) the other side was not represented by a lawyer, </w:t>
+      </w:r>
+      <w:r>
+        <w:rPr>
+          <w:b/>
+          <w:bCs/>
+        </w:rPr>
+        <w:t>or</w:t>
+      </w:r>
+      <w:r>
+        <w:t> (2) the other side was represented by a lawyer, but more than 1 year has passed since the final judgment</w:t>
+      </w:r>
+      <w:r>
+        <w:t>.</w:t>
+      </w:r>
     </w:p>
     <w:p>
       <w:pPr>
@@ -214,7 +252,7 @@
         </w:rPr>
         <w:t xml:space="preserve"> [</w:t>
       </w:r>
-      <w:hyperlink r:id="rId14" w:history="1">
+      <w:hyperlink r:id="rId15" w:history="1">
         <w:r>
           <w:rPr>
             <w:rStyle w:val="Hyperlink"/>
@@ -235,7 +273,7 @@
         </w:rPr>
         <w:br/>
       </w:r>
-      <w:hyperlink r:id="rId15" w:history="1">
+      <w:hyperlink r:id="rId16" w:history="1">
         <w:r>
           <w:rPr>
             <w:rStyle w:val="Hyperlink"/>
@@ -292,7 +330,7 @@
         </w:rPr>
         <w:t xml:space="preserve"> [</w:t>
       </w:r>
-      <w:hyperlink r:id="rId16" w:history="1">
+      <w:hyperlink r:id="rId17" w:history="1">
         <w:r>
           <w:rPr>
             <w:rStyle w:val="Hyperlink"/>
@@ -319,7 +357,7 @@
         </w:rPr>
         <w:br/>
       </w:r>
-      <w:hyperlink r:id="rId17" w:history="1">
+      <w:hyperlink r:id="rId18" w:history="1">
         <w:r>
           <w:rPr>
             <w:rStyle w:val="Hyperlink"/>
@@ -479,7 +517,7 @@
       <w:r>
         <w:t xml:space="preserve"> [</w:t>
       </w:r>
-      <w:hyperlink r:id="rId18" w:history="1">
+      <w:hyperlink r:id="rId19" w:history="1">
         <w:r>
           <w:rPr>
             <w:rStyle w:val="Hyperlink"/>
@@ -494,7 +532,7 @@
       <w:r>
         <w:br/>
       </w:r>
-      <w:hyperlink r:id="rId19" w:history="1">
+      <w:hyperlink r:id="rId20" w:history="1">
         <w:r>
           <w:rPr>
             <w:rStyle w:val="Hyperlink"/>
@@ -570,6 +608,7 @@
         <w:pStyle w:val="Exampleparagraph"/>
       </w:pPr>
       <w:r>
+        <w:lastRenderedPageBreak/>
         <w:t>If you fill out paper copies of the forms, or do not file them with TrueFiling, read</w:t>
       </w:r>
       <w:r>
@@ -595,7 +634,6 @@
         <w:pStyle w:val="Heading3"/>
       </w:pPr>
       <w:r>
-        <w:lastRenderedPageBreak/>
         <w:t xml:space="preserve">Watch </w:t>
       </w:r>
     </w:p>
@@ -608,7 +646,7 @@
         </w:numPr>
         <w:ind w:left="390"/>
       </w:pPr>
-      <w:hyperlink r:id="rId20" w:history="1">
+      <w:hyperlink r:id="rId21" w:history="1">
         <w:r>
           <w:rPr>
             <w:rStyle w:val="Hyperlink"/>
@@ -622,7 +660,7 @@
         </w:rPr>
         <w:br/>
       </w:r>
-      <w:hyperlink r:id="rId21" w:history="1">
+      <w:hyperlink r:id="rId22" w:history="1">
         <w:r>
           <w:rPr>
             <w:rStyle w:val="Hyperlink"/>
@@ -646,12 +684,12 @@
       </w:hyperlink>
     </w:p>
     <w:sectPr>
-      <w:headerReference w:type="even" r:id="rId22"/>
-      <w:headerReference w:type="default" r:id="rId23"/>
-      <w:footerReference w:type="even" r:id="rId24"/>
-      <w:footerReference w:type="default" r:id="rId25"/>
-      <w:headerReference w:type="first" r:id="rId26"/>
-      <w:footerReference w:type="first" r:id="rId27"/>
+      <w:headerReference w:type="even" r:id="rId23"/>
+      <w:headerReference w:type="default" r:id="rId24"/>
+      <w:footerReference w:type="even" r:id="rId25"/>
+      <w:footerReference w:type="default" r:id="rId26"/>
+      <w:headerReference w:type="first" r:id="rId27"/>
+      <w:footerReference w:type="first" r:id="rId28"/>
       <w:pgSz w:w="12240" w:h="15840"/>
       <w:pgMar w:top="1440" w:right="1440" w:bottom="1440" w:left="1440" w:header="720" w:footer="720" w:gutter="0"/>
       <w:cols w:space="720"/>
@@ -2627,7 +2665,6 @@
   <w:style w:type="character" w:default="1" w:styleId="DefaultParagraphFont">
     <w:name w:val="Default Paragraph Font"/>
     <w:uiPriority w:val="1"/>
-    <w:semiHidden/>
     <w:unhideWhenUsed/>
   </w:style>
   <w:style w:type="table" w:default="1" w:styleId="TableNormal">
